--- a/tasks/cross_device/linux_smarthome_assets/linux_smarthome_348/source/tmp/climate/priority.docx
+++ b/tasks/cross_device/linux_smarthome_assets/linux_smarthome_348/source/tmp/climate/priority.docx
@@ -14,7 +14,7 @@
     </w:p>
     <w:p>
       <w:r>
-        <w:t>Save conflict.json with keys selected, ignored, mode, and target_temperature_c.</w:t>
+        <w:t>Save conflict.json with exactly these fields: selected (string filename, including .json), ignored (string filename, including .json), mode (string), and target_temperature_c (JSON number). Do not add fields.</w:t>
       </w:r>
     </w:p>
     <w:sectPr>
